--- a/downloads/2026-AIA-Taipei-AWARDS_Appendix-Forms-A-E.docx
+++ b/downloads/2026-AIA-Taipei-AWARDS_Appendix-Forms-A-E.docx
@@ -1282,7 +1282,7 @@
         <w:rPr>
           <w:rFonts w:ascii="Aptos" w:hAnsi="Aptos"/>
         </w:rPr>
-        <w:t>Taiwan-Licensed Architect</w:t>
+        <w:t>International Licensed Architect (ILA)</w:t>
       </w:r>
     </w:p>
     <w:p>
@@ -5579,7 +5579,7 @@
             <w:rStyle w:val="Hyperlink"/>
             <w:rFonts w:ascii="Aptos" w:hAnsi="Aptos"/>
           </w:rPr>
-          <w:t>aia.taipei@aiainternational.org</w:t>
+          <w:t>aiataipeiaward@gmail.com</w:t>
         </w:r>
       </w:hyperlink>
       <w:r>

--- a/downloads/2026-AIA-Taipei-AWARDS_Appendix-Forms-A-E.docx
+++ b/downloads/2026-AIA-Taipei-AWARDS_Appendix-Forms-A-E.docx
@@ -1282,7 +1282,7 @@
         <w:rPr>
           <w:rFonts w:ascii="Aptos" w:hAnsi="Aptos"/>
         </w:rPr>
-        <w:t>International Licensed Architect (ILA)</w:t>
+        <w:t>International Licensed Architect</w:t>
       </w:r>
     </w:p>
     <w:p>

--- a/downloads/2026-AIA-Taipei-AWARDS_Appendix-Forms-A-E.docx
+++ b/downloads/2026-AIA-Taipei-AWARDS_Appendix-Forms-A-E.docx
@@ -1198,19 +1198,19 @@
         <w:rPr>
           <w:rFonts w:ascii="Aptos" w:hAnsi="Aptos"/>
         </w:rPr>
-        <w:t xml:space="preserve">South </w:t>
-      </w:r>
-      <w:r>
-        <w:rPr>
-          <w:rFonts w:ascii="Aptos" w:hAnsi="Aptos"/>
-        </w:rPr>
-        <w:t>Korea</w:t>
-      </w:r>
-      <w:r>
-        <w:rPr>
-          <w:rFonts w:ascii="Aptos" w:hAnsi="Aptos"/>
-        </w:rPr>
-        <w:t xml:space="preserve"> Architect </w:t>
+        <w:t xml:space="preserve">Taipei</w:t>
+      </w:r>
+      <w:r>
+        <w:rPr>
+          <w:rFonts w:ascii="Aptos" w:hAnsi="Aptos"/>
+        </w:rPr>
+        <w:t/>
+      </w:r>
+      <w:r>
+        <w:rPr>
+          <w:rFonts w:ascii="Aptos" w:hAnsi="Aptos"/>
+        </w:rPr>
+        <w:t xml:space="preserve"> Architect Member </w:t>
       </w:r>
       <w:r>
         <w:rPr>

--- a/downloads/2026-AIA-Taipei-AWARDS_Appendix-Forms-A-E.docx
+++ b/downloads/2026-AIA-Taipei-AWARDS_Appendix-Forms-A-E.docx
@@ -95,7 +95,7 @@
           <w:i/>
           <w:iCs/>
         </w:rPr>
-        <w:t xml:space="preserve"> and include in your submission</w:t>
+        <w:t xml:space="preserve"> and include it in your submission</w:t>
       </w:r>
       <w:r>
         <w:rPr>
@@ -1332,7 +1332,7 @@
           <w:i/>
           <w:iCs/>
         </w:rPr>
-        <w:t>for winning entry</w:t>
+        <w:t>of the winning entry</w:t>
       </w:r>
       <w:r>
         <w:rPr>
@@ -2149,7 +2149,7 @@
           <w:i/>
           <w:iCs/>
         </w:rPr>
-        <w:t>details that could reveal their identity</w:t>
+        <w:t>details that could reveal the identity</w:t>
       </w:r>
       <w:r>
         <w:rPr>
@@ -4670,7 +4670,7 @@
         <w:rPr>
           <w:rFonts w:ascii="Aptos" w:hAnsi="Aptos"/>
         </w:rPr>
-        <w:t xml:space="preserve">and The American Institute of Architects Taiwan </w:t>
+        <w:t xml:space="preserve">and The American Institute of Architects Taipei </w:t>
       </w:r>
       <w:r>
         <w:rPr>
@@ -5249,7 +5249,7 @@
         <w:rPr>
           <w:rFonts w:ascii="Aptos" w:hAnsi="Aptos"/>
         </w:rPr>
-        <w:t xml:space="preserve"> Landscape format</w:t>
+        <w:t xml:space="preserve"> landscape format</w:t>
       </w:r>
       <w:r>
         <w:rPr>
@@ -5595,7 +5595,7 @@
         <w:rPr>
           <w:rFonts w:ascii="Aptos" w:hAnsi="Aptos"/>
         </w:rPr>
-        <w:t>the correct ZIP file name.</w:t>
+        <w:t>the correct ZIP file name (LAST_FIRST_PROJECTTITLE_CATEGORY_2026.zip).</w:t>
       </w:r>
     </w:p>
     <w:p>

--- a/downloads/2026-AIA-Taipei-AWARDS_Appendix-Forms-A-E.docx
+++ b/downloads/2026-AIA-Taipei-AWARDS_Appendix-Forms-A-E.docx
@@ -6744,10 +6744,10 @@
           <wp:positionV relativeFrom="paragraph">
             <wp:posOffset>169545</wp:posOffset>
           </wp:positionV>
-          <wp:extent cx="1388110" cy="365760"/>
+          <wp:extent cx="931817" cy="365760"/>
           <wp:effectExtent l="0" t="0" r="2540" b="0"/>
           <wp:wrapNone/>
-          <wp:docPr id="54971217" name="Picture 1" descr="A black text on a white background&#10;&#10;Description automatically generated"/>
+          <wp:docPr id="54971217" name="Picture 1" descr="AIA Taipei logo"/>
           <wp:cNvGraphicFramePr>
             <a:graphicFrameLocks xmlns:a="http://schemas.openxmlformats.org/drawingml/2006/main" noChangeAspect="1"/>
           </wp:cNvGraphicFramePr>
@@ -6773,7 +6773,7 @@
                 <pic:spPr>
                   <a:xfrm>
                     <a:off x="0" y="0"/>
-                    <a:ext cx="1388110" cy="365760"/>
+                    <a:ext cx="931817" cy="365760"/>
                   </a:xfrm>
                   <a:prstGeom prst="rect">
                     <a:avLst/>

--- a/downloads/2026-AIA-Taipei-AWARDS_Appendix-Forms-A-E.docx
+++ b/downloads/2026-AIA-Taipei-AWARDS_Appendix-Forms-A-E.docx
@@ -6736,17 +6736,9 @@
         <w:color w:val="000000"/>
       </w:rPr>
       <w:drawing>
-        <wp:anchor distT="0" distB="0" distL="114300" distR="114300" simplePos="0" relativeHeight="251658240" behindDoc="0" locked="0" layoutInCell="1" allowOverlap="1" wp14:anchorId="221D6EEE" wp14:editId="634FF2E9">
-          <wp:simplePos x="0" y="0"/>
-          <wp:positionH relativeFrom="margin">
-            <wp:align>left</wp:align>
-          </wp:positionH>
-          <wp:positionV relativeFrom="paragraph">
-            <wp:posOffset>169545</wp:posOffset>
-          </wp:positionV>
+        <wp:inline distT="0" distB="0" distL="0" distR="0">
           <wp:extent cx="931817" cy="365760"/>
           <wp:effectExtent l="0" t="0" r="2540" b="0"/>
-          <wp:wrapNone/>
           <wp:docPr id="54971217" name="Picture 1" descr="AIA Taipei logo"/>
           <wp:cNvGraphicFramePr>
             <a:graphicFrameLocks xmlns:a="http://schemas.openxmlformats.org/drawingml/2006/main" noChangeAspect="1"/>
@@ -6782,13 +6774,7 @@
               </pic:pic>
             </a:graphicData>
           </a:graphic>
-          <wp14:sizeRelH relativeFrom="page">
-            <wp14:pctWidth>0</wp14:pctWidth>
-          </wp14:sizeRelH>
-          <wp14:sizeRelV relativeFrom="page">
-            <wp14:pctHeight>0</wp14:pctHeight>
-          </wp14:sizeRelV>
-        </wp:anchor>
+        </wp:inline>
       </w:drawing>
     </w:r>
   </w:p>
@@ -6882,28 +6868,6 @@
       </w:rPr>
       <w:t xml:space="preserve">                                                    </w:t>
     </w:r>
-  </w:p>
-  <w:p>
-    <w:pPr>
-      <w:widowControl/>
-      <w:pBdr>
-        <w:top w:val="nil"/>
-        <w:left w:val="nil"/>
-        <w:bottom w:val="nil"/>
-        <w:right w:val="nil"/>
-        <w:between w:val="nil"/>
-      </w:pBdr>
-      <w:tabs>
-        <w:tab w:val="center" w:pos="4252"/>
-        <w:tab w:val="right" w:pos="6804"/>
-      </w:tabs>
-      <w:spacing w:line="240" w:lineRule="auto"/>
-      <w:rPr>
-        <w:rFonts w:eastAsia="Malgun Gothic"/>
-        <w:color w:val="000000"/>
-        <w:lang w:eastAsia="ko-KR"/>
-      </w:rPr>
-    </w:pPr>
   </w:p>
 </w:hdr>
 </file>

--- a/downloads/2026-AIA-Taipei-AWARDS_Appendix-Forms-A-E.docx
+++ b/downloads/2026-AIA-Taipei-AWARDS_Appendix-Forms-A-E.docx
@@ -6723,7 +6723,7 @@
         <w:tab w:val="center" w:pos="4252"/>
         <w:tab w:val="right" w:pos="6804"/>
       </w:tabs>
-      <w:spacing w:line="240" w:lineRule="auto"/>
+      <w:spacing w:before="267" w:line="240" w:lineRule="auto"/>
       <w:rPr>
         <w:rFonts w:ascii="Gill Sans" w:eastAsia="Gill Sans" w:hAnsi="Gill Sans" w:cs="Gill Sans"/>
         <w:color w:val="000000"/>
@@ -6838,35 +6838,6 @@
         <w:color w:val="000000"/>
       </w:rPr>
       <w:t xml:space="preserve">                                                     </w:t>
-    </w:r>
-  </w:p>
-  <w:p>
-    <w:pPr>
-      <w:widowControl/>
-      <w:pBdr>
-        <w:top w:val="nil"/>
-        <w:left w:val="nil"/>
-        <w:bottom w:val="nil"/>
-        <w:right w:val="nil"/>
-        <w:between w:val="nil"/>
-      </w:pBdr>
-      <w:tabs>
-        <w:tab w:val="center" w:pos="4252"/>
-        <w:tab w:val="right" w:pos="6804"/>
-      </w:tabs>
-      <w:spacing w:line="240" w:lineRule="auto"/>
-      <w:rPr>
-        <w:rFonts w:ascii="Gill Sans" w:eastAsia="Malgun Gothic" w:hAnsi="Gill Sans" w:cs="Gill Sans" w:hint="eastAsia"/>
-        <w:color w:val="000000"/>
-        <w:lang w:eastAsia="ko-KR"/>
-      </w:rPr>
-    </w:pPr>
-    <w:r>
-      <w:rPr>
-        <w:rFonts w:ascii="Gill Sans" w:eastAsia="Gill Sans" w:hAnsi="Gill Sans" w:cs="Gill Sans"/>
-        <w:color w:val="000000"/>
-      </w:rPr>
-      <w:t xml:space="preserve">                                                    </w:t>
     </w:r>
   </w:p>
 </w:hdr>

--- a/downloads/2026-AIA-Taipei-AWARDS_Appendix-Forms-A-E.docx
+++ b/downloads/2026-AIA-Taipei-AWARDS_Appendix-Forms-A-E.docx
@@ -1639,47 +1639,47 @@
           <w:i/>
           <w:iCs/>
         </w:rPr>
-        <w:t xml:space="preserve">. </w:t>
-      </w:r>
-      <w:r>
-        <w:rPr>
-          <w:rFonts w:ascii="Aptos" w:hAnsi="Aptos"/>
-          <w:i/>
-          <w:iCs/>
-        </w:rPr>
-        <w:t>Please</w:t>
-      </w:r>
-      <w:r>
-        <w:rPr>
-          <w:rFonts w:ascii="Aptos" w:hAnsi="Aptos"/>
-          <w:i/>
-          <w:iCs/>
-        </w:rPr>
-        <w:t xml:space="preserve"> also</w:t>
-      </w:r>
-      <w:r>
-        <w:rPr>
-          <w:rFonts w:ascii="Aptos" w:hAnsi="Aptos"/>
-          <w:i/>
-          <w:iCs/>
-        </w:rPr>
-        <w:t xml:space="preserve"> ensure that the Client </w:t>
-      </w:r>
-      <w:r>
-        <w:rPr>
-          <w:rFonts w:ascii="Aptos" w:hAnsi="Aptos"/>
-          <w:i/>
-          <w:iCs/>
-        </w:rPr>
-        <w:t>signs</w:t>
-      </w:r>
-      <w:r>
-        <w:rPr>
-          <w:rFonts w:ascii="Aptos" w:hAnsi="Aptos"/>
-          <w:i/>
-          <w:iCs/>
-        </w:rPr>
-        <w:t xml:space="preserve"> the Appendix E permission form</w:t>
+        <w:t xml:space="preserve"/>
+      </w:r>
+      <w:r>
+        <w:rPr>
+          <w:rFonts w:ascii="Aptos" w:hAnsi="Aptos"/>
+          <w:i/>
+          <w:iCs/>
+        </w:rPr>
+        <w:t/>
+      </w:r>
+      <w:r>
+        <w:rPr>
+          <w:rFonts w:ascii="Aptos" w:hAnsi="Aptos"/>
+          <w:i/>
+          <w:iCs/>
+        </w:rPr>
+        <w:t xml:space="preserve"/>
+      </w:r>
+      <w:r>
+        <w:rPr>
+          <w:rFonts w:ascii="Aptos" w:hAnsi="Aptos"/>
+          <w:i/>
+          <w:iCs/>
+        </w:rPr>
+        <w:t xml:space="preserve"/>
+      </w:r>
+      <w:r>
+        <w:rPr>
+          <w:rFonts w:ascii="Aptos" w:hAnsi="Aptos"/>
+          <w:i/>
+          <w:iCs/>
+        </w:rPr>
+        <w:t/>
+      </w:r>
+      <w:r>
+        <w:rPr>
+          <w:rFonts w:ascii="Aptos" w:hAnsi="Aptos"/>
+          <w:i/>
+          <w:iCs/>
+        </w:rPr>
+        <w:t xml:space="preserve"/>
       </w:r>
       <w:r>
         <w:rPr>
@@ -5255,7 +5255,7 @@
         <w:rPr>
           <w:rFonts w:ascii="Aptos" w:hAnsi="Aptos"/>
         </w:rPr>
-        <w:t>, Anonymous</w:t>
+        <w:t>, anonymous.</w:t>
       </w:r>
     </w:p>
     <w:p>
@@ -5307,13 +5307,13 @@
           <w:b/>
           <w:bCs/>
         </w:rPr>
-        <w:t>Client &amp; Photographer Permission Form</w:t>
-      </w:r>
-      <w:r>
-        <w:rPr>
-          <w:rFonts w:ascii="Aptos" w:hAnsi="Aptos"/>
-        </w:rPr>
-        <w:t xml:space="preserve"> (Appendix E) – Signed by project owner/client and photographer(s).</w:t>
+        <w:t>Photographer Permission Form</w:t>
+      </w:r>
+      <w:r>
+        <w:rPr>
+          <w:rFonts w:ascii="Aptos" w:hAnsi="Aptos"/>
+        </w:rPr>
+        <w:t xml:space="preserve"> (Appendix E) – Signed by the photographer(s).</w:t>
       </w:r>
     </w:p>
     <w:p>
@@ -5805,7 +5805,7 @@
           <w:szCs w:val="32"/>
         </w:rPr>
         <w:lastRenderedPageBreak/>
-        <w:t>APPENDIX E: CLIENT &amp; PHOTOGRAPHER PERMISSION FORM</w:t>
+        <w:t>APPENDIX E: PHOTOGRAPHER PERMISSION FORM</w:t>
       </w:r>
     </w:p>
     <w:p>
@@ -5849,22 +5849,22 @@
           <w:b/>
           <w:bCs/>
         </w:rPr>
-        <w:t xml:space="preserve"> AIA Taipei Design Awards – Client and Photographer Permission Form</w:t>
-      </w:r>
-    </w:p>
-    <w:p>
-      <w:pPr>
-        <w:kinsoku w:val="0"/>
-        <w:spacing w:after="120" w:line="276" w:lineRule="auto"/>
-        <w:rPr>
-          <w:rFonts w:ascii="Aptos" w:hAnsi="Aptos"/>
-        </w:rPr>
-      </w:pPr>
-      <w:r>
-        <w:rPr>
-          <w:rFonts w:ascii="Aptos" w:hAnsi="Aptos"/>
-        </w:rPr>
-        <w:t>For each project submitted, the project’s owner (client) and the photographer(s) of the images must grant permission for the project’s participation and the use of photographs. This form may be duplicated if needed for multiple signatories (e.g., more than one photographer). Both sections should be completed as applicable.</w:t>
+        <w:t xml:space="preserve"> AIA Taipei Design Awards – Photographer Permission Form</w:t>
+      </w:r>
+    </w:p>
+    <w:p>
+      <w:pPr>
+        <w:kinsoku w:val="0"/>
+        <w:spacing w:after="120" w:line="276" w:lineRule="auto"/>
+        <w:rPr>
+          <w:rFonts w:ascii="Aptos" w:hAnsi="Aptos"/>
+        </w:rPr>
+      </w:pPr>
+      <w:r>
+        <w:rPr>
+          <w:rFonts w:ascii="Aptos" w:hAnsi="Aptos"/>
+        </w:rPr>
+        <w:t>For each project submitted, the photographer(s) of the images must grant permission for the use of those photographs. This form may be duplicated if needed for more than one photographer.</w:t>
       </w:r>
     </w:p>
     <w:p>
@@ -5928,253 +5928,7 @@
           <w:b/>
           <w:bCs/>
         </w:rPr>
-        <w:t>Section 1: Owner/Client Authorization</w:t>
-      </w:r>
-    </w:p>
-    <w:p>
-      <w:pPr>
-        <w:kinsoku w:val="0"/>
-        <w:spacing w:after="120" w:line="276" w:lineRule="auto"/>
-        <w:rPr>
-          <w:rFonts w:ascii="Aptos" w:hAnsi="Aptos"/>
-        </w:rPr>
-      </w:pPr>
-      <w:r>
-        <w:rPr>
-          <w:rFonts w:ascii="Aptos" w:hAnsi="Aptos"/>
-        </w:rPr>
-        <w:t>I, the undersigned, represent that I am the owner or an authorized client representative of the above-named project. I hereby give permission for the project to be entered into the 202</w:t>
-      </w:r>
-      <w:r>
-        <w:rPr>
-          <w:rFonts w:ascii="Aptos" w:hAnsi="Aptos"/>
-        </w:rPr>
-        <w:t>6</w:t>
-      </w:r>
-      <w:r>
-        <w:rPr>
-          <w:rFonts w:ascii="Aptos" w:hAnsi="Aptos"/>
-        </w:rPr>
-        <w:t xml:space="preserve"> AIA Taipei Design Awards. I understand that this entails the project being photographed, described, and submitted to a jury for awards consideration. I further grant permission to the AIA Taipei </w:t>
-      </w:r>
-      <w:r>
-        <w:rPr>
-          <w:rFonts w:ascii="Aptos" w:hAnsi="Aptos"/>
-        </w:rPr>
-        <w:t>Section</w:t>
-      </w:r>
-      <w:r>
-        <w:rPr>
-          <w:rFonts w:ascii="Aptos" w:hAnsi="Aptos"/>
-        </w:rPr>
-        <w:t xml:space="preserve"> to use images and information of this project in publications or displays related to the Awards program (in print or digital media). I acknowledge that the architect has informed me of this </w:t>
-      </w:r>
-      <w:r>
-        <w:rPr>
-          <w:rFonts w:ascii="Aptos" w:hAnsi="Aptos"/>
-        </w:rPr>
-        <w:t>submission,</w:t>
-      </w:r>
-      <w:r>
-        <w:rPr>
-          <w:rFonts w:ascii="Aptos" w:hAnsi="Aptos"/>
-        </w:rPr>
-        <w:t xml:space="preserve"> and I fully support the entry, including recognition of the architect’s design authorship. If the project wins an award, I consent to AIA Taipei including the project in publicity and I agree that the project’s name and my (or my organization’s) name may be used in connection with the award announcement.</w:t>
-      </w:r>
-    </w:p>
-    <w:p>
-      <w:pPr>
-        <w:numPr>
-          <w:ilvl w:val="0"/>
-          <w:numId w:val="30"/>
-        </w:numPr>
-        <w:kinsoku w:val="0"/>
-        <w:adjustRightInd/>
-        <w:spacing w:after="120" w:line="276" w:lineRule="auto"/>
-        <w:textAlignment w:val="auto"/>
-        <w:rPr>
-          <w:rFonts w:ascii="Aptos" w:hAnsi="Aptos"/>
-        </w:rPr>
-      </w:pPr>
-      <w:r>
-        <w:rPr>
-          <w:rFonts w:ascii="Aptos" w:hAnsi="Aptos"/>
-          <w:b/>
-          <w:bCs/>
-        </w:rPr>
-        <w:t>Client/Owner Name:</w:t>
-      </w:r>
-      <w:r>
-        <w:rPr>
-          <w:rFonts w:ascii="Aptos" w:hAnsi="Aptos"/>
-        </w:rPr>
-        <w:t xml:space="preserve"> __________________________________</w:t>
-      </w:r>
-    </w:p>
-    <w:p>
-      <w:pPr>
-        <w:numPr>
-          <w:ilvl w:val="0"/>
-          <w:numId w:val="30"/>
-        </w:numPr>
-        <w:kinsoku w:val="0"/>
-        <w:adjustRightInd/>
-        <w:spacing w:after="120" w:line="276" w:lineRule="auto"/>
-        <w:textAlignment w:val="auto"/>
-        <w:rPr>
-          <w:rFonts w:ascii="Aptos" w:hAnsi="Aptos"/>
-        </w:rPr>
-      </w:pPr>
-      <w:r>
-        <w:rPr>
-          <w:rFonts w:ascii="Aptos" w:hAnsi="Aptos"/>
-          <w:b/>
-          <w:bCs/>
-        </w:rPr>
-        <w:t>Organization (if applicable):</w:t>
-      </w:r>
-      <w:r>
-        <w:rPr>
-          <w:rFonts w:ascii="Aptos" w:hAnsi="Aptos"/>
-        </w:rPr>
-        <w:t xml:space="preserve"> __________________________</w:t>
-      </w:r>
-    </w:p>
-    <w:p>
-      <w:pPr>
-        <w:numPr>
-          <w:ilvl w:val="0"/>
-          <w:numId w:val="30"/>
-        </w:numPr>
-        <w:kinsoku w:val="0"/>
-        <w:adjustRightInd/>
-        <w:spacing w:after="120" w:line="276" w:lineRule="auto"/>
-        <w:textAlignment w:val="auto"/>
-        <w:rPr>
-          <w:rFonts w:ascii="Aptos" w:hAnsi="Aptos"/>
-        </w:rPr>
-      </w:pPr>
-      <w:r>
-        <w:rPr>
-          <w:rFonts w:ascii="Aptos" w:hAnsi="Aptos"/>
-          <w:b/>
-          <w:bCs/>
-        </w:rPr>
-        <w:t>Title/Role:</w:t>
-      </w:r>
-      <w:r>
-        <w:rPr>
-          <w:rFonts w:ascii="Aptos" w:hAnsi="Aptos"/>
-        </w:rPr>
-        <w:t xml:space="preserve"> _________________________________________</w:t>
-      </w:r>
-    </w:p>
-    <w:p>
-      <w:pPr>
-        <w:numPr>
-          <w:ilvl w:val="0"/>
-          <w:numId w:val="30"/>
-        </w:numPr>
-        <w:kinsoku w:val="0"/>
-        <w:adjustRightInd/>
-        <w:spacing w:after="120" w:line="276" w:lineRule="auto"/>
-        <w:textAlignment w:val="auto"/>
-        <w:rPr>
-          <w:rFonts w:ascii="Aptos" w:hAnsi="Aptos"/>
-        </w:rPr>
-      </w:pPr>
-      <w:r>
-        <w:rPr>
-          <w:rFonts w:ascii="Aptos" w:hAnsi="Aptos"/>
-          <w:b/>
-          <w:bCs/>
-        </w:rPr>
-        <w:t>Email or Contact Phone:</w:t>
-      </w:r>
-      <w:r>
-        <w:rPr>
-          <w:rFonts w:ascii="Aptos" w:hAnsi="Aptos"/>
-        </w:rPr>
-        <w:t xml:space="preserve"> ______________________________</w:t>
-      </w:r>
-    </w:p>
-    <w:p>
-      <w:pPr>
-        <w:numPr>
-          <w:ilvl w:val="0"/>
-          <w:numId w:val="30"/>
-        </w:numPr>
-        <w:kinsoku w:val="0"/>
-        <w:adjustRightInd/>
-        <w:spacing w:after="120" w:line="276" w:lineRule="auto"/>
-        <w:textAlignment w:val="auto"/>
-        <w:rPr>
-          <w:rFonts w:ascii="Aptos" w:hAnsi="Aptos"/>
-        </w:rPr>
-      </w:pPr>
-      <w:r>
-        <w:rPr>
-          <w:rFonts w:ascii="Aptos" w:hAnsi="Aptos"/>
-          <w:b/>
-          <w:bCs/>
-        </w:rPr>
-        <w:t>Signature (Client/Owner):</w:t>
-      </w:r>
-      <w:r>
-        <w:rPr>
-          <w:rFonts w:ascii="Aptos" w:hAnsi="Aptos"/>
-        </w:rPr>
-        <w:t xml:space="preserve"> ____________________________ </w:t>
-      </w:r>
-      <w:r>
-        <w:rPr>
-          <w:rFonts w:ascii="Aptos" w:hAnsi="Aptos"/>
-          <w:b/>
-          <w:bCs/>
-        </w:rPr>
-        <w:t>Date:</w:t>
-      </w:r>
-      <w:r>
-        <w:rPr>
-          <w:rFonts w:ascii="Aptos" w:hAnsi="Aptos"/>
-        </w:rPr>
-        <w:t xml:space="preserve"> ___________</w:t>
-      </w:r>
-    </w:p>
-    <w:p>
-      <w:pPr>
-        <w:kinsoku w:val="0"/>
-        <w:spacing w:after="120" w:line="276" w:lineRule="auto"/>
-        <w:rPr>
-          <w:rFonts w:ascii="Aptos" w:hAnsi="Aptos"/>
-        </w:rPr>
-      </w:pPr>
-      <w:r>
-        <w:rPr>
-          <w:rFonts w:ascii="Aptos" w:hAnsi="Aptos"/>
-          <w:i/>
-          <w:iCs/>
-        </w:rPr>
-        <w:t>(Client/Owner to sign above. If there are multiple owners, one authorized signature is sufficient. If the client is unavailable to sign, please contact the Awards Committee to discuss alternate proof of client permission.)</w:t>
-      </w:r>
-    </w:p>
-    <w:p>
-      <w:pPr>
-        <w:kinsoku w:val="0"/>
-        <w:spacing w:after="120" w:line="276" w:lineRule="auto"/>
-        <w:rPr>
-          <w:rFonts w:ascii="Aptos" w:hAnsi="Aptos"/>
-          <w:b/>
-          <w:bCs/>
-        </w:rPr>
-      </w:pPr>
-      <w:r>
-        <w:rPr>
-          <w:rFonts w:ascii="Aptos" w:hAnsi="Aptos"/>
-          <w:b/>
-          <w:bCs/>
-        </w:rPr>
-        <w:t>Section 2: Photographer Authorization</w:t>
+        <w:t>Section 1: Photographer Authorization</w:t>
       </w:r>
     </w:p>
     <w:p>
@@ -6449,7 +6203,7 @@
         <w:rPr>
           <w:rFonts w:ascii="Aptos" w:hAnsi="Aptos"/>
         </w:rPr>
-        <w:t xml:space="preserve"> This permission form is a required part of the submission. Without the client’s authorization and photographer’s release, the entry may be disqualified or not published by AIA. The intent is to ensure all parties are aware and in agreement with the project’s participation and publicity.</w:t>
+        <w:t xml:space="preserve"> This permission form is a required part of the submission. Without the photographer’s release, the entry may be disqualified or not published by AIA. The intent is to ensure all parties are aware and in agreement with the project’s participation and publicity.</w:t>
       </w:r>
     </w:p>
     <w:p>

--- a/downloads/2026-AIA-Taipei-AWARDS_Appendix-Forms-A-E.docx
+++ b/downloads/2026-AIA-Taipei-AWARDS_Appendix-Forms-A-E.docx
@@ -4676,7 +4676,7 @@
         <w:rPr>
           <w:rFonts w:ascii="Aptos" w:hAnsi="Aptos"/>
         </w:rPr>
-        <w:t>Section</w:t>
+        <w:t>Chapter</w:t>
       </w:r>
       <w:r>
         <w:rPr>
